--- a/SOMOS_Annotation_Manual.docx
+++ b/SOMOS_Annotation_Manual.docx
@@ -286,7 +286,7 @@
           <w:color w:val="000000"/>
           <w:rtl w:val="0"/>
         </w:rPr>
-        <w:t xml:space="preserve">”, https://doi.org/10.7910/DVN/PL1DC5, Harvard Dataverse, V1.</w:t>
+        <w:t xml:space="preserve">”, https://doi.org/10.7910/DVN/PL1DC5, Harvard Dataverse, V2.</w:t>
       </w:r>
       <w:r>
         <w:br w:type="page"/>
